--- a/public/Word_Practice_Combined_Starter.docx
+++ b/public/Word_Practice_Combined_Starter.docx
@@ -90,6 +90,21 @@
           <w:szCs w:val="24"/>
         </w:rPr>
         <w:t xml:space="preserve">Desert Sun Consulting is pleased to present its Annual Business Report for fiscal year 2026. This report summarizes our financial performance, client growth, strategic initiatives, and organizational developments over the past twelve months. DSC delivered exceptional results in 2026, achieving record revenue of $4.2 million — a 23% increase over the prior year.</w:t>
+      </w:r>
+    </w:p>
+    <w:p>
+      <w:pPr>
+        <w:shd w:val="clear" w:color="auto" w:fill="FFF3CD"/>
+        <w:spacing w:after="60"/>
+      </w:pPr>
+      <w:r>
+        <w:rPr>
+          <w:rFonts w:ascii="Arial" w:cs="Arial" w:hAnsi="Arial"/>
+          <w:i/>
+          <w:color w:val="856404"/>
+          <w:sz w:val="20"/>
+        </w:rPr>
+        <w:t xml:space="preserve">TRACKED CHANGES: A Manager suggested two corrections below. (1) ACCEPT the change to the consultant headcount (12 → 15) to finalize the correction (Review → Accept). (2) A separate Manager suggestion proposes changing the lease renewal year (2027 → 2029) below — REJECT that suggestion to keep the original year (Review → Reject).</w:t>
       </w:r>
     </w:p>
     <w:p>
@@ -131,6 +146,47 @@
           <w:szCs w:val="24"/>
         </w:rPr>
         <w:t xml:space="preserve"> full-time consultants and opened a second office location in Henderson, Nevada.</w:t>
+      </w:r>
+    </w:p>
+    <w:p>
+      <w:pPr>
+        <w:spacing w:after="120"/>
+      </w:pPr>
+      <w:r>
+        <w:rPr>
+          <w:rFonts w:ascii="Arial" w:cs="Arial" w:eastAsia="Arial" w:hAnsi="Arial"/>
+          <w:sz w:val="24"/>
+          <w:szCs w:val="24"/>
+        </w:rPr>
+        <w:t xml:space="preserve">The firm renewed its lease through </w:t>
+      </w:r>
+      <w:del w:id="12" w:author="Manager" w:date="2026-06-20T09:00:00Z">
+        <w:r>
+          <w:rPr>
+            <w:rFonts w:ascii="Arial" w:cs="Arial" w:eastAsia="Arial" w:hAnsi="Arial"/>
+            <w:sz w:val="24"/>
+            <w:szCs w:val="24"/>
+          </w:rPr>
+          <w:delText>2027</w:delText>
+        </w:r>
+      </w:del>
+      <w:ins w:id="13" w:author="Manager" w:date="2026-06-20T09:00:00Z">
+        <w:r>
+          <w:rPr>
+            <w:rFonts w:ascii="Arial" w:cs="Arial" w:eastAsia="Arial" w:hAnsi="Arial"/>
+            <w:sz w:val="24"/>
+            <w:szCs w:val="24"/>
+          </w:rPr>
+          <w:t>2029</w:t>
+        </w:r>
+      </w:ins>
+      <w:r>
+        <w:rPr>
+          <w:rFonts w:ascii="Arial" w:cs="Arial" w:eastAsia="Arial" w:hAnsi="Arial"/>
+          <w:sz w:val="24"/>
+          <w:szCs w:val="24"/>
+        </w:rPr>
+        <w:t>.</w:t>
       </w:r>
     </w:p>
     <w:p>
@@ -2717,17 +2773,17 @@
     </w:p>
     <w:p>
       <w:pPr>
-        <w:spacing w:after="60"/>
-        <w:shd w:val="clear" w:color="auto" w:fill="FFF3CD"/>
-      </w:pPr>
-      <w:r>
-        <w:rPr>
-          <w:rFonts w:ascii="Arial" w:cs="Arial" w:hAnsi="Arial"/>
-          <w:i/>
-          <w:color w:val="856404"/>
-          <w:sz w:val="20"/>
-        </w:rPr>
-        <w:t xml:space="preserve">Turn on Track Changes, then edit the PTO policy text below. Then accept your changes.</w:t>
+        <w:shd w:val="clear" w:color="auto" w:fill="FFF3CD"/>
+        <w:spacing w:after="60"/>
+      </w:pPr>
+      <w:r>
+        <w:rPr>
+          <w:rFonts w:ascii="Arial" w:cs="Arial" w:hAnsi="Arial"/>
+          <w:i/>
+          <w:color w:val="856404"/>
+          <w:sz w:val="20"/>
+        </w:rPr>
+        <w:t xml:space="preserve">Turn on Track Changes, then edit the PTO policy text below — leave your own edit unresolved/visible; do not accept or reject it. A separate suggestion from HR Manager appears in the same paragraph — ACCEPT that one specifically.</w:t>
       </w:r>
     </w:p>
     <w:p>
@@ -2742,6 +2798,16 @@
         </w:rPr>
         <w:t xml:space="preserve">Full-time employees receive 15 days of paid time off annually. PTO accrues at 1.25 days per month. Unused PTO may be carried over up to a maximum of 10 days.</w:t>
       </w:r>
+      <w:ins w:id="30" w:author="HR Manager" w:date="2026-06-20T09:00:00Z">
+        <w:r>
+          <w:rPr>
+            <w:rFonts w:ascii="Arial" w:cs="Arial" w:hAnsi="Arial"/>
+            <w:sz w:val="24"/>
+            <w:szCs w:val="24"/>
+          </w:rPr>
+          <w:t xml:space="preserve"> Part-time employees receive a prorated amount based on hours worked.</w:t>
+        </w:r>
+      </w:ins>
     </w:p>
     <w:p>
       <w:pPr>

--- a/public/Word_Practice_Combined_Starter.docx
+++ b/public/Word_Practice_Combined_Starter.docx
@@ -89,20 +89,129 @@
           <w:sz w:val="24"/>
           <w:szCs w:val="24"/>
         </w:rPr>
-        <w:t xml:space="preserve">Desert Sun Consulting is pleased to present its Annual Business Report for fiscal year 2026. This report summarizes our financial performance, client growth, strategic initiatives, and organizational developments over the past twelve months. DSC delivered exceptional results in 2026, achieving record revenue of $4.2 million — a 23% increase over the prior year.</w:t>
-      </w:r>
-    </w:p>
-    <w:p>
-      <w:pPr>
-        <w:spacing w:after="120"/>
-      </w:pPr>
-      <w:r>
-        <w:rPr>
-          <w:rFonts w:ascii="Arial" w:cs="Arial" w:eastAsia="Arial" w:hAnsi="Arial"/>
-          <w:sz w:val="24"/>
-          <w:szCs w:val="24"/>
-        </w:rPr>
-        <w:t xml:space="preserve">Our consulting teams served 26 active client engagements across Nevada's hospitality, real estate, technology, and healthcare sectors. The firm expanded its workforce by 12 full-time consultants and opened a second office location in Henderson, Nevada.</w:t>
+        <w:t xml:space="preserve">Desert Sun Consulting is pleased to present its Annual Business Report for fiscal year 2026. This report summarizes our financial performance, client growth, strategic initiatives, and organizational developments over the past twelve months. DSC delivered exceptional results in 2026, achieving record revenue of </w:t>
+      </w:r>
+      <w:commentRangeStart w:id="0"/>
+      <w:r>
+        <w:rPr>
+          <w:rFonts w:ascii="Arial" w:cs="Arial" w:eastAsia="Arial" w:hAnsi="Arial"/>
+          <w:sz w:val="24"/>
+          <w:szCs w:val="24"/>
+        </w:rPr>
+        <w:t xml:space="preserve">$4.2 million</w:t>
+      </w:r>
+      <w:commentRangeEnd w:id="0"/>
+      <w:r>
+        <w:rPr>
+          <w:rStyle w:val="CommentReference"/>
+        </w:rPr>
+        <w:commentReference w:id="0"/>
+      </w:r>
+      <w:r>
+        <w:rPr>
+          <w:rFonts w:ascii="Arial" w:cs="Arial" w:eastAsia="Arial" w:hAnsi="Arial"/>
+          <w:sz w:val="24"/>
+          <w:szCs w:val="24"/>
+        </w:rPr>
+        <w:t xml:space="preserve"> — a 23% increase over the prior year.</w:t>
+      </w:r>
+    </w:p>
+    <w:p>
+      <w:pPr>
+        <w:spacing w:after="120"/>
+      </w:pPr>
+      <w:r>
+        <w:rPr>
+          <w:rFonts w:ascii="Arial" w:cs="Arial" w:eastAsia="Arial" w:hAnsi="Arial"/>
+          <w:sz w:val="24"/>
+          <w:szCs w:val="24"/>
+        </w:rPr>
+        <w:t xml:space="preserve">Our consulting teams served 26 active client engagements across Nevada's hospitality, real estate, technology, and healthcare sectors. The firm expanded its workforce by </w:t>
+      </w:r>
+      <w:del w:id="10" w:author="Manager" w:date="2026-08-15T00:00:00Z">
+        <w:r>
+          <w:rPr>
+            <w:rFonts w:ascii="Arial" w:cs="Arial" w:eastAsia="Arial" w:hAnsi="Arial"/>
+            <w:sz w:val="24"/>
+            <w:szCs w:val="24"/>
+          </w:rPr>
+          <w:delText>12</w:delText>
+        </w:r>
+      </w:del>
+      <w:ins w:id="11" w:author="Manager" w:date="2026-08-15T00:00:00Z">
+        <w:r>
+          <w:rPr>
+            <w:rFonts w:ascii="Arial" w:cs="Arial" w:eastAsia="Arial" w:hAnsi="Arial"/>
+            <w:sz w:val="24"/>
+            <w:szCs w:val="24"/>
+          </w:rPr>
+          <w:t>15</w:t>
+        </w:r>
+      </w:ins>
+      <w:r>
+        <w:rPr>
+          <w:rFonts w:ascii="Arial" w:cs="Arial" w:eastAsia="Arial" w:hAnsi="Arial"/>
+          <w:sz w:val="24"/>
+          <w:szCs w:val="24"/>
+        </w:rPr>
+        <w:t xml:space="preserve"> full-time consultants and opened a second office location in Henderson, Nevada.</w:t>
+      </w:r>
+    </w:p>
+    <w:p>
+      <w:pPr>
+        <w:spacing w:after="120"/>
+      </w:pPr>
+      <w:r>
+        <w:rPr>
+          <w:rFonts w:ascii="Arial" w:cs="Arial" w:eastAsia="Arial" w:hAnsi="Arial"/>
+          <w:sz w:val="24"/>
+          <w:szCs w:val="24"/>
+        </w:rPr>
+        <w:t xml:space="preserve">The firm renewed its lease through </w:t>
+      </w:r>
+      <w:del w:id="12" w:author="Manager" w:date="2026-08-15T00:00:00Z">
+        <w:r>
+          <w:rPr>
+            <w:rFonts w:ascii="Arial" w:cs="Arial" w:eastAsia="Arial" w:hAnsi="Arial"/>
+            <w:sz w:val="24"/>
+            <w:szCs w:val="24"/>
+          </w:rPr>
+          <w:delText>2027</w:delText>
+        </w:r>
+      </w:del>
+      <w:ins w:id="13" w:author="Manager" w:date="2026-08-15T00:00:00Z">
+        <w:r>
+          <w:rPr>
+            <w:rFonts w:ascii="Arial" w:cs="Arial" w:eastAsia="Arial" w:hAnsi="Arial"/>
+            <w:sz w:val="24"/>
+            <w:szCs w:val="24"/>
+          </w:rPr>
+          <w:t>2029</w:t>
+        </w:r>
+      </w:ins>
+      <w:r>
+        <w:rPr>
+          <w:rFonts w:ascii="Arial" w:cs="Arial" w:eastAsia="Arial" w:hAnsi="Arial"/>
+          <w:sz w:val="24"/>
+          <w:szCs w:val="24"/>
+        </w:rPr>
+        <w:t xml:space="preserve">.</w:t>
+      </w:r>
+    </w:p>
+    <w:p>
+      <w:pPr>
+        <w:spacing w:after="120"/>
+      </w:pPr>
+      <w:r>
+        <w:rPr>
+          <w:rFonts w:ascii="Arial" w:cs="Arial" w:eastAsia="Arial" w:hAnsi="Arial"/>
+          <w:i/>
+          <w:iCs/>
+          <w:color w:val="CC0000"/>
+          <w:sz w:val="24"/>
+          <w:szCs w:val="24"/>
+        </w:rPr>
+        <w:t xml:space="preserve">[TRACKED CHANGES &amp; COMMENT — Two suggested edits from the Manager appear above: accept the correction to the consultant headcount (12 → 15), and reject the lease-renewal year change (restore 2027). A comment from the Manager is also attached to the "$4.2 million" figure in the Executive Summary above — delete it once reviewed.]</w:t>
       </w:r>
     </w:p>
     <w:p>
@@ -853,6 +962,69 @@
         <w:spacing w:after="120"/>
       </w:pPr>
       <w:r>
+        <w:rPr>
+          <w:rFonts w:ascii="Arial" w:cs="Arial" w:eastAsia="Arial" w:hAnsi="Arial"/>
+          <w:b/>
+          <w:bCs/>
+          <w:color w:val="FF0000"/>
+          <w:sz w:val="28"/>
+          <w:szCs w:val="28"/>
+        </w:rPr>
+        <w:t xml:space="preserve">SOURCE TEXT — this sentence is styled bold, red, and larger for Format Painter practice.</w:t>
+      </w:r>
+    </w:p>
+    <w:p>
+      <w:pPr>
+        <w:spacing w:after="120"/>
+      </w:pPr>
+      <w:r>
+        <w:rPr>
+          <w:rFonts w:ascii="Arial" w:cs="Arial" w:eastAsia="Arial" w:hAnsi="Arial"/>
+          <w:sz w:val="24"/>
+          <w:szCs w:val="24"/>
+        </w:rPr>
+        <w:t xml:space="preserve">TARGET TEXT — this sentence should receive the SOURCE TEXT formatting above.</w:t>
+      </w:r>
+    </w:p>
+    <w:p>
+      <w:pPr>
+        <w:spacing w:after="120"/>
+      </w:pPr>
+      <w:r>
+        <w:rPr>
+          <w:rFonts w:ascii="Arial" w:cs="Arial" w:eastAsia="Arial" w:hAnsi="Arial"/>
+          <w:b/>
+          <w:bCs/>
+          <w:i/>
+          <w:iCs/>
+          <w:color w:val="0563C1"/>
+          <w:sz w:val="24"/>
+          <w:szCs w:val="24"/>
+        </w:rPr>
+        <w:t xml:space="preserve">CLEAR THIS — this sentence has bold, italic, and blue formatting that needs to be cleared.</w:t>
+      </w:r>
+    </w:p>
+    <w:p>
+      <w:pPr>
+        <w:spacing w:after="120"/>
+      </w:pPr>
+      <w:r>
+        <w:rPr>
+          <w:rFonts w:ascii="Arial" w:cs="Arial" w:eastAsia="Arial" w:hAnsi="Arial"/>
+          <w:i/>
+          <w:iCs/>
+          <w:color w:val="CC0000"/>
+          <w:sz w:val="24"/>
+          <w:szCs w:val="24"/>
+        </w:rPr>
+        <w:t xml:space="preserve">[FORMAT PAINTER — Click into the SOURCE TEXT sentence above, click Format Painter (Home ribbon), then click the TARGET TEXT sentence to copy its formatting onto it. CLEAR FORMATTING — Select the CLEAR THIS sentence above → Home → Clear All Formatting.]</w:t>
+      </w:r>
+    </w:p>
+    <w:p>
+      <w:pPr>
+        <w:spacing w:after="120"/>
+      </w:pPr>
+      <w:r>
         <w:t xml:space="preserve"/>
       </w:r>
     </w:p>
@@ -1365,7 +1537,7 @@
           <w:sz w:val="24"/>
           <w:szCs w:val="24"/>
         </w:rPr>
-        <w:t xml:space="preserve">Convert the data below into a 4-column table: Quarter | Revenue | Expenses | Net Profit. Merge the top row and add a title. Delete the duplicate row. Sort by Quarter.</w:t>
+        <w:t xml:space="preserve">Convert the data below into a 4-column table: Quarter | Revenue | Expenses | Net Profit. Merge the top row and add a title. Delete the duplicate row. Sort by Quarter. Then split the table into two separate tables — one for Q1–Q2, one for Q3–Q4 (Table Layout → Split Table).</w:t>
       </w:r>
     </w:p>
     <w:p>
@@ -2447,6 +2619,122 @@
       </w:pPr>
       <w:r>
         <w:rPr>
+          <w:noProof/>
+        </w:rPr>
+        <w:drawing>
+          <wp:inline distT="0" distB="0" distL="0" distR="0">
+            <wp:extent cx="1828800" cy="457200"/>
+            <wp:effectExtent l="0" t="0" r="0" b="0"/>
+            <wp:docPr id="10" name="PracticeShape"/>
+            <wp:cNvGraphicFramePr/>
+            <a:graphic xmlns:a="http://schemas.openxmlformats.org/drawingml/2006/main">
+              <a:graphicData uri="http://schemas.microsoft.com/office/word/2010/wordprocessingShape">
+                <wps:wsp>
+                  <wps:cNvSpPr/>
+                  <wps:spPr>
+                    <a:xfrm>
+                      <a:off x="0" y="0"/>
+                      <a:ext cx="1828800" cy="457200"/>
+                    </a:xfrm>
+                    <a:prstGeom prst="rect">
+                      <a:avLst/>
+                    </a:prstGeom>
+                    <a:noFill/>
+                    <a:ln>
+                      <a:solidFill>
+                        <a:srgbClr val="4472C4"/>
+                      </a:solidFill>
+                    </a:ln>
+                  </wps:spPr>
+                  <wps:txbx>
+                    <w:txbxContent>
+                      <w:p>
+                        <w:r>
+                          <w:t xml:space="preserve"/>
+                        </w:r>
+                      </w:p>
+                    </w:txbxContent>
+                  </wps:txbx>
+                  <wps:bodyPr wrap="square" lIns="91440" tIns="45720" rIns="91440" bIns="45720"/>
+                </wps:wsp>
+              </a:graphicData>
+            </a:graphic>
+          </wp:inline>
+        </w:drawing>
+      </w:r>
+    </w:p>
+    <w:p>
+      <w:pPr>
+        <w:spacing w:after="120"/>
+      </w:pPr>
+      <w:r>
+        <w:rPr>
+          <w:noProof/>
+        </w:rPr>
+        <w:drawing>
+          <wp:inline distT="0" distB="0" distL="0" distR="0">
+            <wp:extent cx="1828800" cy="457200"/>
+            <wp:effectExtent l="0" t="0" r="0" b="0"/>
+            <wp:docPr id="11" name="PracticeTextBox"/>
+            <wp:cNvGraphicFramePr/>
+            <a:graphic xmlns:a="http://schemas.openxmlformats.org/drawingml/2006/main">
+              <a:graphicData uri="http://schemas.microsoft.com/office/word/2010/wordprocessingShape">
+                <wps:wsp>
+                  <wps:cNvSpPr/>
+                  <wps:spPr>
+                    <a:xfrm>
+                      <a:off x="0" y="0"/>
+                      <a:ext cx="1828800" cy="457200"/>
+                    </a:xfrm>
+                    <a:prstGeom prst="rect">
+                      <a:avLst/>
+                    </a:prstGeom>
+                    <a:noFill/>
+                    <a:ln>
+                      <a:solidFill>
+                        <a:srgbClr val="BFBFBF"/>
+                      </a:solidFill>
+                    </a:ln>
+                  </wps:spPr>
+                  <wps:txbx>
+                    <w:txbxContent>
+                      <w:p>
+                        <w:r>
+                          <w:t xml:space="preserve"/>
+                        </w:r>
+                      </w:p>
+                    </w:txbxContent>
+                  </wps:txbx>
+                  <wps:bodyPr wrap="square" lIns="91440" tIns="45720" rIns="91440" bIns="45720"/>
+                </wps:wsp>
+              </a:graphicData>
+            </a:graphic>
+          </wp:inline>
+        </w:drawing>
+      </w:r>
+    </w:p>
+    <w:p>
+      <w:pPr>
+        <w:spacing w:after="120"/>
+      </w:pPr>
+      <w:r>
+        <w:rPr>
+          <w:rFonts w:ascii="Arial" w:cs="Arial" w:eastAsia="Arial" w:hAnsi="Arial"/>
+          <w:i/>
+          <w:iCs/>
+          <w:color w:val="CC0000"/>
+          <w:sz w:val="24"/>
+          <w:szCs w:val="24"/>
+        </w:rPr>
+        <w:t xml:space="preserve">[PRACTICE SHAPE — The rectangle above has no fill color yet. Click it → Shape Format → Shape Fill → choose a color. PRACTICE TEXT BOX — The box below is empty. Click inside it and type a short tagline.]</w:t>
+      </w:r>
+    </w:p>
+    <w:p>
+      <w:pPr>
+        <w:spacing w:after="120"/>
+      </w:pPr>
+      <w:r>
+        <w:rPr>
           <w:rFonts w:ascii="Arial" w:cs="Arial" w:eastAsia="Arial" w:hAnsi="Arial"/>
           <w:i/>
           <w:iCs/>
@@ -2811,7 +3099,31 @@
           <w:sz w:val="24"/>
           <w:szCs w:val="24"/>
         </w:rPr>
-        <w:t xml:space="preserve">Total revenue for fiscal year 2026 reached $4,200,000.</w:t>
+        <w:t xml:space="preserve">Total revenue for fiscal year 2026 reached </w:t>
+      </w:r>
+      <w:commentRangeStart w:id="1"/>
+      <w:r>
+        <w:rPr>
+          <w:rFonts w:ascii="Arial" w:cs="Arial" w:eastAsia="Arial" w:hAnsi="Arial"/>
+          <w:sz w:val="24"/>
+          <w:szCs w:val="24"/>
+        </w:rPr>
+        <w:t xml:space="preserve">$4,200,000</w:t>
+      </w:r>
+      <w:commentRangeEnd w:id="1"/>
+      <w:r>
+        <w:rPr>
+          <w:rStyle w:val="CommentReference"/>
+        </w:rPr>
+        <w:commentReference w:id="1"/>
+      </w:r>
+      <w:r>
+        <w:rPr>
+          <w:rFonts w:ascii="Arial" w:cs="Arial" w:eastAsia="Arial" w:hAnsi="Arial"/>
+          <w:sz w:val="24"/>
+          <w:szCs w:val="24"/>
+        </w:rPr>
+        <w:t xml:space="preserve">.</w:t>
       </w:r>
     </w:p>
     <w:p>
@@ -2899,14 +3211,16 @@
       <w:pPr>
         <w:spacing w:after="120"/>
       </w:pPr>
-      <w:r>
-        <w:rPr>
-          <w:rFonts w:ascii="Arial" w:cs="Arial" w:eastAsia="Arial" w:hAnsi="Arial"/>
-          <w:sz w:val="24"/>
-          <w:szCs w:val="24"/>
-        </w:rPr>
-        <w:t xml:space="preserve">Annual compliance training is mandatory for all staff. Reports are filed quarterly with the Nevada Secretary of State.</w:t>
-      </w:r>
+      <w:del w:id="20" w:author="Manager" w:date="2026-08-15T00:00:00Z">
+        <w:r>
+          <w:rPr>
+            <w:rFonts w:ascii="Arial" w:cs="Arial" w:eastAsia="Arial" w:hAnsi="Arial"/>
+            <w:sz w:val="24"/>
+            <w:szCs w:val="24"/>
+          </w:rPr>
+          <w:delText xml:space="preserve">Annual compliance training is mandatory for all staff. Reports are filed quarterly with the Nevada Secretary of State.</w:delText>
+        </w:r>
+      </w:del>
     </w:p>
     <w:p>
       <w:pPr>
@@ -2943,6 +3257,16 @@
         </w:rPr>
         <w:t xml:space="preserve">Full-time employees receive 15 days of paid time off annually. PTO accrues at 1.25 days per month. Unused PTO may be carried over up to a maximum of 10 days.</w:t>
       </w:r>
+      <w:ins w:id="30" w:author="HR Manager" w:date="2026-08-20T00:00:00Z">
+        <w:r>
+          <w:rPr>
+            <w:rFonts w:ascii="Arial" w:cs="Arial" w:eastAsia="Arial" w:hAnsi="Arial"/>
+            <w:sz w:val="24"/>
+            <w:szCs w:val="24"/>
+          </w:rPr>
+          <w:t xml:space="preserve"> Part-time employees receive a prorated amount based on hours worked.</w:t>
+        </w:r>
+      </w:ins>
     </w:p>
     <w:p>
       <w:pPr>
@@ -3068,7 +3392,7 @@
           <w:sz w:val="24"/>
           <w:szCs w:val="24"/>
         </w:rPr>
-        <w:t xml:space="preserve">5.  Accept tracked changes that correct policy language.</w:t>
+        <w:t xml:space="preserve">5.  Accept the HR Manager’s suggested addition to the PTO Policy (correcting policy language).</w:t>
       </w:r>
     </w:p>
     <w:p>
@@ -3186,6 +3510,19 @@
           <w:szCs w:val="24"/>
         </w:rPr>
         <w:t xml:space="preserve">14. View Version History.</w:t>
+      </w:r>
+    </w:p>
+    <w:p>
+      <w:pPr>
+        <w:spacing w:after="120"/>
+      </w:pPr>
+      <w:r>
+        <w:rPr>
+          <w:rFonts w:ascii="Arial" w:cs="Arial" w:eastAsia="Arial" w:hAnsi="Arial"/>
+          <w:sz w:val="24"/>
+          <w:szCs w:val="24"/>
+        </w:rPr>
+        <w:t xml:space="preserve">15.  Delete the Manager’s outdated comment (from the D1 section) once it has been reviewed.</w:t>
       </w:r>
     </w:p>
     <w:p>
@@ -3223,7 +3560,40 @@
 </file>
 
 <file path=word/comments.xml><?xml version="1.0" encoding="utf-8"?>
-<w:comments xmlns:cx="http://schemas.microsoft.com/office/drawing/2014/chartex" xmlns:cx1="http://schemas.microsoft.com/office/drawing/2015/9/8/chartex" xmlns:cx2="http://schemas.microsoft.com/office/drawing/2015/10/21/chartex" xmlns:cx3="http://schemas.microsoft.com/office/drawing/2016/5/9/chartex" xmlns:cx4="http://schemas.microsoft.com/office/drawing/2016/5/10/chartex" xmlns:cx5="http://schemas.microsoft.com/office/drawing/2016/5/11/chartex" xmlns:cx6="http://schemas.microsoft.com/office/drawing/2016/5/12/chartex" xmlns:cx7="http://schemas.microsoft.com/office/drawing/2016/5/13/chartex" xmlns:cx8="http://schemas.microsoft.com/office/drawing/2016/5/14/chartex" xmlns:mc="http://schemas.openxmlformats.org/markup-compatibility/2006" xmlns:aink="http://schemas.microsoft.com/office/drawing/2016/ink" xmlns:am3d="http://schemas.microsoft.com/office/drawing/2017/model3d" xmlns:o="urn:schemas-microsoft-com:office:office" xmlns:r="http://schemas.openxmlformats.org/officeDocument/2006/relationships" xmlns:m="http://schemas.openxmlformats.org/officeDocument/2006/math" xmlns:v="urn:schemas-microsoft-com:vml" xmlns:wp14="http://schemas.microsoft.com/office/word/2010/wordprocessingDrawing" xmlns:wp="http://schemas.openxmlformats.org/drawingml/2006/wordprocessingDrawing" xmlns:w10="urn:schemas-microsoft-com:office:word" xmlns:w="http://schemas.openxmlformats.org/wordprocessingml/2006/main" xmlns:w14="http://schemas.microsoft.com/office/word/2010/wordml" xmlns:w15="http://schemas.microsoft.com/office/word/2012/wordml" xmlns:w16cex="http://schemas.microsoft.com/office/word/2018/wordml/cex" xmlns:w16cid="http://schemas.microsoft.com/office/word/2016/wordml/cid" xmlns:w16="http://schemas.microsoft.com/office/word/2018/wordml" xmlns:w16sdtdh="http://schemas.microsoft.com/office/word/2020/wordml/sdtdatahash" xmlns:w16se="http://schemas.microsoft.com/office/word/2015/wordml/symex" xmlns:wpg="http://schemas.microsoft.com/office/word/2010/wordprocessingGroup" xmlns:wpi="http://schemas.microsoft.com/office/word/2010/wordprocessingInk" xmlns:wne="http://schemas.microsoft.com/office/word/2006/wordml" xmlns:wps="http://schemas.microsoft.com/office/word/2010/wordprocessingShape"/>
+<w:comments xmlns:cx="http://schemas.microsoft.com/office/drawing/2014/chartex" xmlns:cx1="http://schemas.microsoft.com/office/drawing/2015/9/8/chartex" xmlns:cx2="http://schemas.microsoft.com/office/drawing/2015/10/21/chartex" xmlns:cx3="http://schemas.microsoft.com/office/drawing/2016/5/9/chartex" xmlns:cx4="http://schemas.microsoft.com/office/drawing/2016/5/10/chartex" xmlns:cx5="http://schemas.microsoft.com/office/drawing/2016/5/11/chartex" xmlns:cx6="http://schemas.microsoft.com/office/drawing/2016/5/12/chartex" xmlns:cx7="http://schemas.microsoft.com/office/drawing/2016/5/13/chartex" xmlns:cx8="http://schemas.microsoft.com/office/drawing/2016/5/14/chartex" xmlns:mc="http://schemas.openxmlformats.org/markup-compatibility/2006" xmlns:aink="http://schemas.microsoft.com/office/drawing/2016/ink" xmlns:am3d="http://schemas.microsoft.com/office/drawing/2017/model3d" xmlns:o="urn:schemas-microsoft-com:office:office" xmlns:r="http://schemas.openxmlformats.org/officeDocument/2006/relationships" xmlns:m="http://schemas.openxmlformats.org/officeDocument/2006/math" xmlns:v="urn:schemas-microsoft-com:vml" xmlns:wp14="http://schemas.microsoft.com/office/word/2010/wordprocessingDrawing" xmlns:wp="http://schemas.openxmlformats.org/drawingml/2006/wordprocessingDrawing" xmlns:w10="urn:schemas-microsoft-com:office:word" xmlns:w="http://schemas.openxmlformats.org/wordprocessingml/2006/main" xmlns:w14="http://schemas.microsoft.com/office/word/2010/wordml" xmlns:w15="http://schemas.microsoft.com/office/word/2012/wordml" xmlns:w16cex="http://schemas.microsoft.com/office/word/2018/wordml/cex" xmlns:w16cid="http://schemas.microsoft.com/office/word/2016/wordml/cid" xmlns:w16="http://schemas.microsoft.com/office/word/2018/wordml" xmlns:w16sdtdh="http://schemas.microsoft.com/office/word/2020/wordml/sdtdatahash" xmlns:w16se="http://schemas.microsoft.com/office/word/2015/wordml/symex" xmlns:wpg="http://schemas.microsoft.com/office/word/2010/wordprocessingGroup" xmlns:wpi="http://schemas.microsoft.com/office/word/2010/wordprocessingInk" xmlns:wne="http://schemas.microsoft.com/office/word/2006/wordml" xmlns:wps="http://schemas.microsoft.com/office/word/2010/wordprocessingShape">
+  <w:comment w:id="0" w:author="Manager" w:date="2026-08-15T00:00:00Z" w:initials="M">
+    <w:p>
+      <w:pPr>
+        <w:pStyle w:val="CommentText"/>
+      </w:pPr>
+      <w:r>
+        <w:rPr>
+          <w:rStyle w:val="CommentReference"/>
+        </w:rPr>
+        <w:annotationRef/>
+      </w:r>
+      <w:r>
+        <w:t xml:space="preserve">Can we get the exact revenue figure here instead of a rounded number?</w:t>
+      </w:r>
+    </w:p>
+  </w:comment>
+  <w:comment w:id="1" w:author="Finance Manager" w:date="2026-08-16T00:00:00Z" w:initials="FM">
+    <w:p>
+      <w:pPr>
+        <w:pStyle w:val="CommentText"/>
+      </w:pPr>
+      <w:r>
+        <w:rPr>
+          <w:rStyle w:val="CommentReference"/>
+        </w:rPr>
+        <w:annotationRef/>
+      </w:r>
+      <w:r>
+        <w:t xml:space="preserve">Please confirm this figure matches the audited financial statements.</w:t>
+      </w:r>
+    </w:p>
+  </w:comment>
+</w:comments>
 </file>
 
 <file path=word/endnotes.xml><?xml version="1.0" encoding="utf-8"?>
@@ -3614,5 +3984,42 @@
       <w:szCs w:val="28"/>
     </w:rPr>
   </w:style>
+  <w:style w:type="character" w:styleId="CommentReference">
+    <w:name w:val="annotation reference"/>
+    <w:basedOn w:val="DefaultParagraphFont"/>
+    <w:uiPriority w:val="99"/>
+    <w:semiHidden/>
+    <w:unhideWhenUsed/>
+    <w:rPr>
+      <w:sz w:val="16"/>
+      <w:szCs w:val="16"/>
+    </w:rPr>
+  </w:style>
+  <w:style w:type="paragraph" w:styleId="CommentText">
+    <w:name w:val="annotation text"/>
+    <w:basedOn w:val="Normal"/>
+    <w:link w:val="CommentTextChar"/>
+    <w:uiPriority w:val="99"/>
+    <w:semiHidden/>
+    <w:unhideWhenUsed/>
+    <w:pPr>
+      <w:spacing w:after="0" w:line="240" w:lineRule="auto"/>
+    </w:pPr>
+    <w:rPr>
+      <w:sz w:val="20"/>
+      <w:szCs w:val="20"/>
+    </w:rPr>
+  </w:style>
+  <w:style w:type="character" w:styleId="CommentTextChar">
+    <w:name w:val="Comment Text Char"/>
+    <w:basedOn w:val="DefaultParagraphFont"/>
+    <w:link w:val="CommentText"/>
+    <w:uiPriority w:val="99"/>
+    <w:semiHidden/>
+    <w:rPr>
+      <w:sz w:val="20"/>
+      <w:szCs w:val="20"/>
+    </w:rPr>
+  </w:style>
 </w:styles>
 </file>